--- a/ВСР 2.2/ВСР 2.2 Угарин НА.docx
+++ b/ВСР 2.2/ВСР 2.2 Угарин НА.docx
@@ -630,14 +630,16 @@
                 <w:szCs w:val="24"/>
               </w:rPr>
             </w:pPr>
-            <w:r>
+          </w:p>
+          <w:p>
+            <w:pPr>
+              <w:contextualSpacing/>
               <w:rPr>
                 <w:rFonts w:ascii="Times New Roman" w:hAnsi="Times New Roman" w:cs="Times New Roman"/>
                 <w:sz w:val="24"/>
                 <w:szCs w:val="24"/>
               </w:rPr>
-              <w:t>Рецензент:</w:t>
-            </w:r>
+            </w:pPr>
           </w:p>
           <w:p>
             <w:pPr>
@@ -648,91 +650,18 @@
                 <w:szCs w:val="24"/>
               </w:rPr>
             </w:pPr>
-            <w:r>
+          </w:p>
+          <w:p>
+            <w:pPr>
+              <w:contextualSpacing/>
               <w:rPr>
                 <w:rFonts w:ascii="Times New Roman" w:hAnsi="Times New Roman" w:cs="Times New Roman"/>
                 <w:sz w:val="24"/>
                 <w:szCs w:val="24"/>
-                <w:highlight w:val="yellow"/>
-              </w:rPr>
-              <w:t xml:space="preserve">Ученая степень </w:t>
-            </w:r>
-            <w:r>
-              <w:rPr>
-                <w:rFonts w:ascii="Times New Roman" w:hAnsi="Times New Roman" w:cs="Times New Roman"/>
-                <w:i/>
-                <w:sz w:val="24"/>
-                <w:szCs w:val="24"/>
-                <w:highlight w:val="yellow"/>
-              </w:rPr>
-              <w:t>(при наличии)</w:t>
-            </w:r>
-            <w:r>
-              <w:rPr>
-                <w:rFonts w:ascii="Times New Roman" w:hAnsi="Times New Roman" w:cs="Times New Roman"/>
-                <w:sz w:val="24"/>
-                <w:szCs w:val="24"/>
-                <w:highlight w:val="yellow"/>
-              </w:rPr>
-              <w:t xml:space="preserve">, ученое звание </w:t>
-            </w:r>
-            <w:r>
-              <w:rPr>
-                <w:rFonts w:ascii="Times New Roman" w:hAnsi="Times New Roman" w:cs="Times New Roman"/>
-                <w:i/>
-                <w:sz w:val="24"/>
-                <w:szCs w:val="24"/>
-                <w:highlight w:val="yellow"/>
-              </w:rPr>
-              <w:t>(при наличии)</w:t>
-            </w:r>
-            <w:r>
-              <w:rPr>
-                <w:rFonts w:ascii="Times New Roman" w:hAnsi="Times New Roman" w:cs="Times New Roman"/>
-                <w:sz w:val="24"/>
-                <w:szCs w:val="24"/>
-                <w:highlight w:val="yellow"/>
-              </w:rPr>
-              <w:t>, должность</w:t>
-            </w:r>
-          </w:p>
-          <w:p>
-            <w:pPr>
-              <w:contextualSpacing/>
-              <w:rPr>
-                <w:rFonts w:ascii="Times New Roman" w:hAnsi="Times New Roman" w:cs="Times New Roman"/>
-                <w:sz w:val="24"/>
-                <w:szCs w:val="24"/>
-              </w:rPr>
-            </w:pPr>
-            <w:r>
-              <w:rPr>
-                <w:rFonts w:ascii="Times New Roman" w:hAnsi="Times New Roman" w:cs="Times New Roman"/>
-                <w:sz w:val="24"/>
-                <w:szCs w:val="24"/>
-                <w:highlight w:val="yellow"/>
-              </w:rPr>
-              <w:t xml:space="preserve">Ф. И. О. </w:t>
-            </w:r>
-            <w:r>
-              <w:rPr>
-                <w:rFonts w:ascii="Times New Roman" w:hAnsi="Times New Roman" w:cs="Times New Roman"/>
-                <w:i/>
-                <w:sz w:val="24"/>
-                <w:szCs w:val="24"/>
-                <w:highlight w:val="yellow"/>
-              </w:rPr>
-              <w:t>(указывается в именительном падеже</w:t>
-            </w:r>
-            <w:r>
-              <w:rPr>
-                <w:rFonts w:ascii="Times New Roman" w:hAnsi="Times New Roman" w:cs="Times New Roman"/>
-                <w:i/>
-                <w:sz w:val="24"/>
-                <w:szCs w:val="24"/>
-              </w:rPr>
-              <w:t>)</w:t>
-            </w:r>
+              </w:rPr>
+            </w:pPr>
+            <w:bookmarkStart w:id="0" w:name="_GoBack"/>
+            <w:bookmarkEnd w:id="0"/>
           </w:p>
         </w:tc>
       </w:tr>
@@ -6648,10 +6577,7 @@
         <w:t>Возрастное распределение пациентов</w:t>
       </w:r>
     </w:p>
-    <w:p>
-      <w:bookmarkStart w:id="0" w:name="_GoBack"/>
-      <w:bookmarkEnd w:id="0"/>
-    </w:p>
+    <w:p/>
     <w:sectPr>
       <w:pgSz w:w="11906" w:h="16838"/>
       <w:pgMar w:top="1134" w:right="850" w:bottom="1134" w:left="1701" w:header="708" w:footer="708" w:gutter="0"/>
@@ -7920,7 +7846,7 @@
 </file>
 
 <file path=customXml/itemProps1.xml><?xml version="1.0" encoding="utf-8"?>
-<ds:datastoreItem xmlns:ds="http://schemas.openxmlformats.org/officeDocument/2006/customXml" ds:itemID="{94811D20-E78C-4EA8-9A10-BB4E8E2FD5C0}">
+<ds:datastoreItem xmlns:ds="http://schemas.openxmlformats.org/officeDocument/2006/customXml" ds:itemID="{BB528A3E-1C7A-4C0E-80F5-043015F2BAFC}">
   <ds:schemaRefs>
     <ds:schemaRef ds:uri="http://schemas.openxmlformats.org/officeDocument/2006/bibliography"/>
   </ds:schemaRefs>
